--- a/example_articles/states/Colorado/5.states_Colorado_Other_publisher.docx
+++ b/example_articles/states/Colorado/5.states_Colorado_Other_publisher.docx
@@ -29,17 +29,17 @@
     </w:p>
     <w:p>
       <w:r>
-        <w:t>Source File: Other publishers/Files (500) (28).DOCX</w:t>
+        <w:t>Source file: Other publishers/Files (500) (28).DOCX</w:t>
       </w:r>
     </w:p>
     <w:p>
       <w:r>
-        <w:t>Raw locations result: ['Denver, Colorado']</w:t>
+        <w:t>Raw locations result, 'locations': ['Denver, Colorado']</w:t>
       </w:r>
     </w:p>
     <w:p>
       <w:r>
-        <w:t>states_stand_flat (Standardized): Colorado</w:t>
+        <w:t>Standardized locations result, 'states_stand_flat': Colorado</w:t>
       </w:r>
     </w:p>
     <w:p>

--- a/example_articles/states/Colorado/5.states_Colorado_Other_publisher.docx
+++ b/example_articles/states/Colorado/5.states_Colorado_Other_publisher.docx
@@ -7,9 +7,7 @@
         <w:pStyle w:val="Heading1"/>
       </w:pPr>
       <w:r>
-        <w:t>Selling futures;</w:t>
-        <w:br/>
-        <w:t xml:space="preserve"> A local trio rummages through American culture to help marketers anticipate consumer trends</w:t>
+        <w:t>Gagliardi didn't plan on becoming coach</w:t>
       </w:r>
     </w:p>
     <w:p>
@@ -19,22 +17,22 @@
     </w:p>
     <w:p>
       <w:r>
-        <w:t>Date: 1998-01-31</w:t>
+        <w:t>Date: 2003-10-31</w:t>
       </w:r>
     </w:p>
     <w:p>
       <w:r>
-        <w:t>Section: Variety; Pg. 1E</w:t>
+        <w:t>Section: SPORTS; Pg. 1C</w:t>
       </w:r>
     </w:p>
     <w:p>
       <w:r>
-        <w:t>Source file: Other publishers/Files (500) (28).DOCX</w:t>
+        <w:t>Source file: Other publishers/Files (500) (25).DOCX</w:t>
       </w:r>
     </w:p>
     <w:p>
       <w:r>
-        <w:t>Raw locations result, 'locations': ['Denver, Colorado']</w:t>
+        <w:t>Raw locations result, 'locations': ['Colorado']</w:t>
       </w:r>
     </w:p>
     <w:p>
@@ -51,73 +49,83 @@
     </w:p>
     <w:p>
       <w:r>
-        <w:t>They're the self-styled Athos, Porthos and Aramis of trend-spotting.</w:t>
+        <w:t>Before coaching football became John Gagliardi's lifelong profession, it served as his escape.</w:t>
         <w:br/>
-        <w:t xml:space="preserve"> Or would that be Larry, Curly and Moe?</w:t>
+        <w:t xml:space="preserve">     Because the St. John's coach can tie the NCAA record of 408 career victories set by Grambling's Eddie Robinson when the Johnnies visit St. Thomas on Saturday, he has been asked to reminisce a lot lately. With a little bit of coaxing, he related a conversation he had with his older brother, Gene, more than 60 years ago.</w:t>
         <w:br/>
-        <w:t xml:space="preserve"> Culture vultures Vickie Abrahamson, Mary Meehan and Larry (not that one) Samuels probably count both famous trios as sources of inspiration.  In their business, it pays to look around.</w:t>
+        <w:t xml:space="preserve">     Gagliardi, one of nine kids in a working-class family in Trinidad, Colo., was seeking advice on what high school classes to take.</w:t>
         <w:br/>
-        <w:t>For the past five years, the Minneapolis-based team has produced a trend-forecasting newsletter called Iconoculture.  It's geared toward people whose prosperity depends on keeping track of what will next tickle their customers' fancy - cigars, swing dancing, Asian-Italian fusion cuisine - but don't have the time to do it themselves.</w:t>
+        <w:t xml:space="preserve">   "He told me to stick to the basics," Gagliardi said. "There was no reason to worry about any college prep classes because I wouldn't be going to college."</w:t>
         <w:br/>
-        <w:t xml:space="preserve"> Now the three have attempted to capture lightning in a larger bottle with a new book, "The Future Ain't What It Used to Be" (Riverhead, $ 27.50).</w:t>
+        <w:t xml:space="preserve">     The plan was in place for Gagliardi to join his father at his auto body shop after graduation, and Gagliardi saw no reason to consider any other scenario.</w:t>
         <w:br/>
-        <w:t xml:space="preserve"> Sounds like a useful idea.  Trouble is, one of the problems with the future not being what it used to be is that the shock of the new barely sticks around long enough to startle anymore.</w:t>
+        <w:t xml:space="preserve">     During his senior year _ 1943 _ the Trinity Catholic football coach left to fight in World War II and school officials prepared to drop football. Gagliardi, a runner, passer and kicker in the single wing offense, persuaded the officials to let him take over as player/coach.</w:t>
         <w:br/>
-        <w:t xml:space="preserve"> How can you contain it all between two static covers when the collective public whimsy changes more often than Dennis Rodman's hair color, and the very word "trends" sends the hipsters who set them into a sneer frenzy?</w:t>
+        <w:t xml:space="preserve">     "It changed my life," Gagliardi said.</w:t>
         <w:br/>
-        <w:t xml:space="preserve"> "Our vision is broader than just looking at what's 'in' right now," Meehan said.  "We're less obsessed with what's driven by cool than what's driven by other things, like environmentalism or spirituality. As our society ages, youth culture is receding.  People aren't getting that."</w:t>
+        <w:t xml:space="preserve">     At the time, he saw it as a chance to keep the program alive for him and his buddies, and nothing more. By the next fall, Gagliardi had moved on with the rest of his life.</w:t>
         <w:br/>
-        <w:t xml:space="preserve"> Written in the same dizzying, smart-aleck style as the newsletter, the book clusters a few dozen identified trends, such as "zentrepreneurism" (holistic money-making) and "torquing" (high performance and comfort via techno-advancements) into such groups as society, the mind, relationships and fears.</w:t>
+        <w:t xml:space="preserve">     "I hadn't thought about coaching anymore," Gagliardi said. "I was the only guy working in my dad's body shop, and they still hadn't found a coach. They asked me, and I said I had to work. So they said they would hold the practices at 5:30."</w:t>
         <w:br/>
-        <w:t xml:space="preserve"> How do they differ from people such as Faith Popcorn, the self-marketing whiz who made her name synonymous with trend-spotting? Or the growing numbers of street punks paid by large corporations to sniff out what's turning the heads of America's urban young?</w:t>
+        <w:t xml:space="preserve">     Meanwhile, the local junior college basketball team was playing its games at the high school. When football season ended, the coach picked up Gagliardi and his cousin to play on the team. The two of them attended typing class in the evening to be eligible, and practiced after work.</w:t>
         <w:br/>
-        <w:t xml:space="preserve"> They're a different breed, they say, because they do more than point and retrieve, determining driving forces and then deconstructing them.</w:t>
+        <w:t xml:space="preserve">     "The next year I played with them again," Gagliardi said. "I took Typing II. Then the coach did me a big favor. He came over and talked to my dad and told him that he had been watching me and that he thought I could be a good coach. He suggested I go to college.</w:t>
         <w:br/>
-        <w:t xml:space="preserve"> "A lot of people can spot trends.  We're more actionable, translating them into real opportunities," said Samuelson.</w:t>
+        <w:t xml:space="preserve">     "My dad thought that was a pretty good idea, because he wasn't sure the body shop would be enough to support everyone after we started our own families."</w:t>
         <w:br/>
-        <w:t xml:space="preserve"> The intention is "not just to show people what's happening around them, but to understand and use it," Abrahamson said.</w:t>
+        <w:t xml:space="preserve">     Gagliardi spent the next two years as a full-time student and basketball player at the junior college.</w:t>
         <w:br/>
-        <w:t xml:space="preserve"> For example: Under the "unplugged" section, about the movement toward more simplified lives, the book advises, "Unplug your brands by positioning them as vehicles of personal independence and freedom," and "Take the road less traveled by anticipating the small-town revival."</w:t>
+        <w:t xml:space="preserve">     "I am the only guy in the history of the sport to letter in basketball for four years at a junior college," Gagliardi said. "Things were kind of loose back then."</w:t>
         <w:br/>
-        <w:t xml:space="preserve"> Touring and talking</w:t>
+        <w:t xml:space="preserve">    Gagliardi traces his career to a series of breaks, and the next one came when the athletic director at St. Mary's High School in Colorado Springs suggested Gagliardi attend Colorado College and coach football, basketball and baseball at the high school.</w:t>
         <w:br/>
-        <w:t xml:space="preserve"> The way the three gather information is "more of an art than a science, and takes constant curiosity," Samuelson said.  One of the ways they safeguard against misreading flashes-in-the pan as bona fide trends is by following separate paths, then comparing notes to find connections.</w:t>
+        <w:t xml:space="preserve">     Gagliardi graduated from Colorado College in 1949, wondering what new turn his life would take. When an administrator at Colorado College recommended him to the Carroll (Mont.) College president for their vacant football coaching job, Gagliardi had his answer.</w:t>
         <w:br/>
-        <w:t xml:space="preserve"> Abrahamson drives across the country, stopping in small towns, reading local newspapers and shopping in local stores.  Samuelson surfs the Net and keeps tabs on nightlife.  Meehan is "a watcher and a talker," gleaning information from newsstands, television and conversations.</w:t>
+        <w:t xml:space="preserve">     "I got the job over the telephone," Gagliardi said.</w:t>
         <w:br/>
-        <w:t xml:space="preserve"> Iconoculture's clients, which include General Mills, Rockport Shoes and Saatchi &amp; Saatchi, are two-thirds corporations and one-third ad agencies.  The three partners hope the new book will cross over into the popular market, as well - hence the grandiose subtitle, "the 40 cultural trends transforming your job, your life, your world."</w:t>
+        <w:t xml:space="preserve">     Gagliardi spent four years at Carroll, enjoying the mountains and winning football games. He would have been happy to stay as long as they would have him.</w:t>
         <w:br/>
-        <w:t xml:space="preserve"> "Being aware of trends isn't helpful only for businesses," Meehan said, "but for people deciding on new careers, about to retire or making other life changes."</w:t>
+        <w:t xml:space="preserve">     "There was a high school coach in nearby Billings who was a graduate of St. John's," Gagliardi said. "He recommended me for their coaching opening."</w:t>
         <w:br/>
-        <w:t xml:space="preserve"> The book isn't for everyone. No matter how adroitly generalities about demographic groups are condensed, they're still generalities - which can grate on the nerves of certain individuals, particularly young adults.</w:t>
+        <w:t xml:space="preserve">     The pay was better, so Gagliardi made the trip to Collegeville.</w:t>
         <w:br/>
-        <w:t xml:space="preserve"> "We do talk about Generation X as a specific market, and anytime you do that, they will recoil," Meehan said.  "Sorry, but they are a market - much to their chagrin."</w:t>
+        <w:t xml:space="preserve">     "The first thing the monks asked me was, 'Do you need scholarships?' " Gagliardi said. "I had never been on scholarship myself, and I didn't have them at Carroll. So I didn't ask for anything.</w:t>
         <w:br/>
-        <w:t xml:space="preserve"> Harvey Mackay, whose effusive endorsement appears on the book's back cover, says the Iconoculture three "do their homework and deliver more than they promise." He calls Abrahamson "one of the most creative people I know." Their relationship began when she helped Mackay choose the title of his first book, "Swim with the Sharks Without Being Eaten Alive."</w:t>
+        <w:t xml:space="preserve">    "Then one monk said, 'Yeah, but can you beat Gustavus?' Of course, I had never heard of Gustavus, so that helped a lot. I said, 'I don't know, we've beaten some good teams out at Carroll.'</w:t>
         <w:br/>
-        <w:t xml:space="preserve"> The major drawback to writing a book on trends is a shelf life decidedly shorter than that of a Jane Austen novel.</w:t>
+        <w:t xml:space="preserve">     "Fortunately, the first year we beat Gustavus and St. Thomas, the other team they wanted to beat."</w:t>
         <w:br/>
-        <w:t xml:space="preserve"> Samuelson acknowledged that in five years, the book "should be put into a time capsule," but that it was written with more than the next few months in mind.</w:t>
+        <w:t xml:space="preserve">     Fifty seasons later, he's won more than his share against every team in the MIAC. The Johnnies have captured three national titles and 22 conference titles under his watch.</w:t>
         <w:br/>
-        <w:t xml:space="preserve"> "The narrow trends will be gone, but the way we cluster them together will still be here," he said, citing the example of aromatherapy evolving into "sensa therapy," or using all the senses in diagnosing and treating health ailments.</w:t>
+        <w:t xml:space="preserve">     "In the days when I didn't have any assistant coaches and I was doing everything myself, there were times when it felt a little overwhelming," Gagliardi said. "But then I would compare it to working in the body shop, and say to myself, 'This is a cinch compared to that.' Just like I would tell myself in the body shop that this is a cinch compared to the guys who worked in the coal mines in town.</w:t>
         <w:br/>
-        <w:t xml:space="preserve"> "Consumers are more savvy and cynical than ever before, and at a younger age," Abrahamson said.  "But passion points - anything that speaks to the soul - will always be a compelling way to sell.  People's passion points tend to remain the same - as do their values."</w:t>
+        <w:t xml:space="preserve">     "I always compared myself to something else and felt better about what I was doing."</w:t>
         <w:br/>
-        <w:t xml:space="preserve"> A couple of 'signs' of the times</w:t>
+        <w:t>.</w:t>
         <w:br/>
-        <w:t xml:space="preserve"> The new book "The Future Ain't What It Used to Be" details 40 "signs," or cultural trends, that its authors first deconstruct, and then cap with an executive summary/call-to-action they've dubbed an "iconogasm." A couple of excerpts:</w:t>
+        <w:t xml:space="preserve">Dean Spiros is at dspiros@startribune.com.  </w:t>
         <w:br/>
-        <w:t xml:space="preserve"> Sign #23: Value Vertigo</w:t>
+        <w:t>.</w:t>
         <w:br/>
-        <w:t xml:space="preserve"> "Value vertigo" is rearing its ugly head in our communal loss of faith in large institutions.  If icons were toppled in the 1980s, in the '90s they have been ground to a fine powder.  The national debt, federal government shutdowns, and regional bankruptcies like that of Orange County [Calif.] have confirmed for us that many of our elected officials have the fiscal sense of an 8-year-old. . . . Corporate America has reengineered itself into believing that mission statements are more important than actual people, and Americans are increasingly forgoing slice 'n' dice Western medicine for do-it-yourself homeopathic cures.  Professional sports heroes are being exposed as mere mortals, whle working-class joes like the UPS man are elevated to hunkier status than superpeccy models.  Only Hollywood seems immune to this wholesale discounting of those in positions of power.</w:t>
+        <w:t>Winningest coaches</w:t>
         <w:br/>
-        <w:t xml:space="preserve"> Iconogasm: Look to grass-roots-level people and organizations when shopping around for marketing partners and spokesfigures.</w:t>
+        <w:t>Eddie Robinson   408</w:t>
         <w:br/>
-        <w:t xml:space="preserve"> Sign #39: Technomorphing</w:t>
+        <w:t>John Gagliardi   407</w:t>
         <w:br/>
-        <w:t xml:space="preserve"> If you think cyberspace is currently inhabited only by twentysomething geeks, think again.  The ranks we call grackers (gray hackers) continue to grow, with more and more of those ages 65 or older using PCs at home.  Computer clubs at retirement communities are becoming more popular than eating dinner at 4 o'clock to save a buck and a half. . . . With their PCs, seniors keep track of personal finances, write wills, trace family genealogies, create greeting cards, publish newsletters and download photos of the grandkids.  Get grackin'!</w:t>
+        <w:t>Bobby Bowden     339</w:t>
         <w:br/>
-        <w:t xml:space="preserve"> Iconogasm: Start waxing your board now to surf the next, much bigger wave of grackers.</w:t>
+        <w:t>Joe Paterno      338</w:t>
+        <w:br/>
+        <w:t>Bear Bryant      323</w:t>
+        <w:br/>
+        <w:t>.</w:t>
+        <w:br/>
+        <w:t>- What: Gagliardi can tie Robinson if St. John's defeats St. Thomas Saturday.</w:t>
+        <w:br/>
+        <w:t>- When, where: 1 p.m. Saturday, University of St. Thomas.</w:t>
+        <w:br/>
+        <w:t>- Next step: If St. John's wins Saturday, Gagliardi will go for the record Nov. 8 against unbeaten Bethel at St. John's in a game that also will decide the MIAC title.</w:t>
         <w:br/>
         <w:br/>
         <w:t>Graphic</w:t>
@@ -125,7 +133,7 @@
         <w:br/>
         <w:t xml:space="preserve"> </w:t>
         <w:br/>
-        <w:t>Photograph</w:t>
+        <w:t>CHART; PHOTO</w:t>
       </w:r>
     </w:p>
     <w:sectPr>

--- a/example_articles/states/Colorado/5.states_Colorado_Other_publisher.docx
+++ b/example_articles/states/Colorado/5.states_Colorado_Other_publisher.docx
@@ -7,7 +7,7 @@
         <w:pStyle w:val="Heading1"/>
       </w:pPr>
       <w:r>
-        <w:t>Gagliardi didn't plan on becoming coach</w:t>
+        <w:t>CAREY WOES TOUGH BLOW FOR SWEENEY</w:t>
       </w:r>
     </w:p>
     <w:p>
@@ -17,17 +17,17 @@
     </w:p>
     <w:p>
       <w:r>
-        <w:t>Date: 2003-10-31</w:t>
+        <w:t>Date: 1997-11-26</w:t>
       </w:r>
     </w:p>
     <w:p>
       <w:r>
-        <w:t>Section: SPORTS; Pg. 1C</w:t>
+        <w:t>Section: BUSINESS,</w:t>
       </w:r>
     </w:p>
     <w:p>
       <w:r>
-        <w:t>Source file: Other publishers/Files (500) (25).DOCX</w:t>
+        <w:t>Source file: Other publishers/Files (500) (19).DOCX</w:t>
       </w:r>
     </w:p>
     <w:p>
@@ -49,91 +49,33 @@
     </w:p>
     <w:p>
       <w:r>
-        <w:t>Before coaching football became John Gagliardi's lifelong profession, it served as his escape.</w:t>
+        <w:t>These should be glory days for John J. Sweeney, the AFL-CIO's president. His struggle to turn around the moribund union movement has produced labor's biggest successes in at least a decade.</w:t>
         <w:br/>
-        <w:t xml:space="preserve">     Because the St. John's coach can tie the NCAA record of 408 career victories set by Grambling's Eddie Robinson when the Johnnies visit St. Thomas on Saturday, he has been asked to reminisce a lot lately. With a little bit of coaxing, he related a conversation he had with his older brother, Gene, more than 60 years ago.</w:t>
+        <w:t>But the warm afterglow of its most recent victories - signing up 10,000 white-collar workers at US Airways and humiliating President Clinton in the battle over ''fast-track'' trade authority - has been dimmed by new troubles at the Teamsters union.</w:t>
         <w:br/>
-        <w:t xml:space="preserve">     Gagliardi, one of nine kids in a working-class family in Trinidad, Colo., was seeking advice on what high school classes to take.</w:t>
+        <w:t>In an interview, Sweeney said the Teamsters scandal won't slow his high-profile effort to lead America's unions back to their roots, which is starting to produce the first faint stirrings of a labor revival in a generation.</w:t>
         <w:br/>
-        <w:t xml:space="preserve">   "He told me to stick to the basics," Gagliardi said. "There was no reason to worry about any college prep classes because I wouldn't be going to college."</w:t>
+        <w:t>''The real challenge for us is, how do we keep that momentum going,'' he said, in a voice that bears more than a trace of a Bronx accent, ''and get the Teamsters election behind us?''</w:t>
         <w:br/>
-        <w:t xml:space="preserve">     The plan was in place for Gagliardi to join his father at his auto body shop after graduation, and Gagliardi saw no reason to consider any other scenario.</w:t>
+        <w:t>Last week, a court-appointed monitor disqualified Ron Carey, a key Sweeney supporter, from running for re-election as Teamsters president. The overseer found that Carey improperly funneled more than $ 700,000 in union funds into his own campaign.</w:t>
         <w:br/>
-        <w:t xml:space="preserve">     During his senior year _ 1943 _ the Trinity Catholic football coach left to fight in World War II and school officials prepared to drop football. Gagliardi, a runner, passer and kicker in the single wing offense, persuaded the officials to let him take over as player/coach.</w:t>
+        <w:t>In a further setback for Sweeney, the federal monitor's report also accused three of his top advisers of raising money for the Teamsters president in violation of union election rules.</w:t>
         <w:br/>
-        <w:t xml:space="preserve">     "It changed my life," Gagliardi said.</w:t>
+        <w:t>Sweeney doesn't try to minimize the damage from the continuing corruption within the International Brotherhood of Teamsters, the largest union in the labor federation.</w:t>
         <w:br/>
-        <w:t xml:space="preserve">     At the time, he saw it as a chance to keep the program alive for him and his buddies, and nothing more. By the next fall, Gagliardi had moved on with the rest of his life.</w:t>
+        <w:t>''It is a blow. It's a blow personally,'' he says. ''I don't like this whole thing. I don't like how our opponents are trying to take advantage of it.''</w:t>
         <w:br/>
-        <w:t xml:space="preserve">     "I hadn't thought about coaching anymore," Gagliardi said. "I was the only guy working in my dad's body shop, and they still hadn't found a coach. They asked me, and I said I had to work. So they said they would hold the practices at 5:30."</w:t>
+        <w:t>Even though the Teamsters investigation had produced three convictions last summer, the case did not prevent the AFL-CIO from getting Congress to block Clinton's fast-track trade initiative this month. Sweeney points to that as evidence the scandal will have little long-term impact.</w:t>
         <w:br/>
-        <w:t xml:space="preserve">     Meanwhile, the local junior college basketball team was playing its games at the high school. When football season ended, the coach picked up Gagliardi and his cousin to play on the team. The two of them attended typing class in the evening to be eligible, and practiced after work.</w:t>
+        <w:t>If he is right, it won't be the first time. Since he took over as president in October 1995, the AFL-CIO has confounded skeptics by stopping a 20-year skid in its membership. With financial support from the labor federation, striking Teamsters won a highly publicized contract victory over United Parcel Service last summer.</w:t>
         <w:br/>
-        <w:t xml:space="preserve">     "The next year I played with them again," Gagliardi said. "I took Typing II. Then the coach did me a big favor. He came over and talked to my dad and told him that he had been watching me and that he thought I could be a good coach. He suggested I go to college.</w:t>
+        <w:t>''He's great,'' said Rick Gonzalez, a 24-year veteran of the United Steelworkers union, as he cheered a Sweeney pep talk to 1,000 strikers outside the CF&amp;I Steel mill in Pueblo, Colo., earlier this month. ''Labor is gaining a little bit. We're gaining now.''</w:t>
         <w:br/>
-        <w:t xml:space="preserve">     "My dad thought that was a pretty good idea, because he wasn't sure the body shop would be enough to support everyone after we started our own families."</w:t>
+        <w:t>The beefy, 63-year-old Sweeney looks every inch the old-line labor boss. When he addresses union crowds, he calls them ''sisters and brothers.'' But his audacious goal for the AFL-CIO is similar to what many state-of-the-art capitalists are doing: refocusing their companies on their core business.</w:t>
         <w:br/>
-        <w:t xml:space="preserve">     Gagliardi spent the next two years as a full-time student and basketball player at the junior college.</w:t>
+        <w:t>For labor, that means an all-out push to increase union membership nationwide and lead a broad, liberal social movement on behalf of poor and working-class Americans. Those objectives - which Sweeney admits are years away from being met - contrast with what unions increasingly have become: service organizations devoted to pursuing job grievances and tending to the personal needs of their members and retirees.</w:t>
         <w:br/>
-        <w:t xml:space="preserve">     "I am the only guy in the history of the sport to letter in basketball for four years at a junior college," Gagliardi said. "Things were kind of loose back then."</w:t>
-        <w:br/>
-        <w:t xml:space="preserve">    Gagliardi traces his career to a series of breaks, and the next one came when the athletic director at St. Mary's High School in Colorado Springs suggested Gagliardi attend Colorado College and coach football, basketball and baseball at the high school.</w:t>
-        <w:br/>
-        <w:t xml:space="preserve">     Gagliardi graduated from Colorado College in 1949, wondering what new turn his life would take. When an administrator at Colorado College recommended him to the Carroll (Mont.) College president for their vacant football coaching job, Gagliardi had his answer.</w:t>
-        <w:br/>
-        <w:t xml:space="preserve">     "I got the job over the telephone," Gagliardi said.</w:t>
-        <w:br/>
-        <w:t xml:space="preserve">     Gagliardi spent four years at Carroll, enjoying the mountains and winning football games. He would have been happy to stay as long as they would have him.</w:t>
-        <w:br/>
-        <w:t xml:space="preserve">     "There was a high school coach in nearby Billings who was a graduate of St. John's," Gagliardi said. "He recommended me for their coaching opening."</w:t>
-        <w:br/>
-        <w:t xml:space="preserve">     The pay was better, so Gagliardi made the trip to Collegeville.</w:t>
-        <w:br/>
-        <w:t xml:space="preserve">     "The first thing the monks asked me was, 'Do you need scholarships?' " Gagliardi said. "I had never been on scholarship myself, and I didn't have them at Carroll. So I didn't ask for anything.</w:t>
-        <w:br/>
-        <w:t xml:space="preserve">    "Then one monk said, 'Yeah, but can you beat Gustavus?' Of course, I had never heard of Gustavus, so that helped a lot. I said, 'I don't know, we've beaten some good teams out at Carroll.'</w:t>
-        <w:br/>
-        <w:t xml:space="preserve">     "Fortunately, the first year we beat Gustavus and St. Thomas, the other team they wanted to beat."</w:t>
-        <w:br/>
-        <w:t xml:space="preserve">     Fifty seasons later, he's won more than his share against every team in the MIAC. The Johnnies have captured three national titles and 22 conference titles under his watch.</w:t>
-        <w:br/>
-        <w:t xml:space="preserve">     "In the days when I didn't have any assistant coaches and I was doing everything myself, there were times when it felt a little overwhelming," Gagliardi said. "But then I would compare it to working in the body shop, and say to myself, 'This is a cinch compared to that.' Just like I would tell myself in the body shop that this is a cinch compared to the guys who worked in the coal mines in town.</w:t>
-        <w:br/>
-        <w:t xml:space="preserve">     "I always compared myself to something else and felt better about what I was doing."</w:t>
-        <w:br/>
-        <w:t>.</w:t>
-        <w:br/>
-        <w:t xml:space="preserve">Dean Spiros is at dspiros@startribune.com.  </w:t>
-        <w:br/>
-        <w:t>.</w:t>
-        <w:br/>
-        <w:t>Winningest coaches</w:t>
-        <w:br/>
-        <w:t>Eddie Robinson   408</w:t>
-        <w:br/>
-        <w:t>John Gagliardi   407</w:t>
-        <w:br/>
-        <w:t>Bobby Bowden     339</w:t>
-        <w:br/>
-        <w:t>Joe Paterno      338</w:t>
-        <w:br/>
-        <w:t>Bear Bryant      323</w:t>
-        <w:br/>
-        <w:t>.</w:t>
-        <w:br/>
-        <w:t>- What: Gagliardi can tie Robinson if St. John's defeats St. Thomas Saturday.</w:t>
-        <w:br/>
-        <w:t>- When, where: 1 p.m. Saturday, University of St. Thomas.</w:t>
-        <w:br/>
-        <w:t>- Next step: If St. John's wins Saturday, Gagliardi will go for the record Nov. 8 against unbeaten Bethel at St. John's in a game that also will decide the MIAC title.</w:t>
-        <w:br/>
-        <w:br/>
-        <w:t>Graphic</w:t>
-        <w:br/>
-        <w:br/>
-        <w:t xml:space="preserve"> </w:t>
-        <w:br/>
-        <w:t>CHART; PHOTO</w:t>
+        <w:t>Sweeney's ultimate target is to double the AFL-CIO's 12.9 million membership over the next 15 years. That seems almost inconceivable today, when union representation is at its lowest level since the 1930s.</w:t>
       </w:r>
     </w:p>
     <w:sectPr>
